--- a/week-11-launch-and-topic/MRP Proposal.docx
+++ b/week-11-launch-and-topic/MRP Proposal.docx
@@ -105,7 +105,7 @@
           <w:ilvl w:val="0"/>
           <w:numId w:val="1"/>
         </w:numPr>
-        <w:spacing w:after="200" w:line="276" w:lineRule="auto"/>
+        <w:spacing w:after="0" w:before="0"/>
       </w:pPr>
       <w:r>
         <w:rPr>
@@ -132,7 +132,7 @@
           <w:ilvl w:val="0"/>
           <w:numId w:val="1"/>
         </w:numPr>
-        <w:spacing w:after="200" w:line="276" w:lineRule="auto"/>
+        <w:spacing w:after="0" w:before="0"/>
       </w:pPr>
       <w:r>
         <w:rPr>
@@ -159,7 +159,7 @@
           <w:ilvl w:val="0"/>
           <w:numId w:val="1"/>
         </w:numPr>
-        <w:spacing w:after="200" w:line="276" w:lineRule="auto"/>
+        <w:spacing w:after="0" w:before="0"/>
       </w:pPr>
       <w:r>
         <w:rPr>
@@ -186,7 +186,7 @@
           <w:ilvl w:val="0"/>
           <w:numId w:val="1"/>
         </w:numPr>
-        <w:spacing w:after="200" w:line="276" w:lineRule="auto"/>
+        <w:spacing w:after="0" w:before="0"/>
       </w:pPr>
       <w:r>
         <w:rPr>
@@ -213,7 +213,7 @@
           <w:ilvl w:val="0"/>
           <w:numId w:val="1"/>
         </w:numPr>
-        <w:spacing w:after="200" w:line="276" w:lineRule="auto"/>
+        <w:spacing w:after="0" w:before="0"/>
       </w:pPr>
       <w:r>
         <w:rPr>
@@ -240,7 +240,7 @@
           <w:ilvl w:val="0"/>
           <w:numId w:val="1"/>
         </w:numPr>
-        <w:spacing w:after="200" w:line="276" w:lineRule="auto"/>
+        <w:spacing w:after="0" w:before="0"/>
       </w:pPr>
       <w:r>
         <w:rPr>
@@ -281,7 +281,7 @@
           <w:ilvl w:val="0"/>
           <w:numId w:val="1"/>
         </w:numPr>
-        <w:spacing w:after="200" w:line="276" w:lineRule="auto"/>
+        <w:spacing w:after="0" w:before="0"/>
       </w:pPr>
       <w:r>
         <w:rPr>
@@ -298,7 +298,7 @@
           <w:ilvl w:val="0"/>
           <w:numId w:val="1"/>
         </w:numPr>
-        <w:spacing w:after="200" w:line="276" w:lineRule="auto"/>
+        <w:spacing w:after="0" w:before="0"/>
       </w:pPr>
       <w:r>
         <w:rPr>
